--- a/Week_1/MySQL Installation Guide for Students.docx
+++ b/Week_1/MySQL Installation Guide for Students.docx
@@ -318,6 +318,60 @@
         </w:rPr>
         <w:t>For Windows Users</w:t>
       </w:r>
+      <w:r>
+        <w:rPr>
+          <w:rFonts w:ascii="Times New Roman" w:eastAsia="Times New Roman" w:hAnsi="Times New Roman" w:cs="Times New Roman"/>
+          <w:b/>
+          <w:bCs/>
+          <w:color w:val="000000"/>
+          <w:kern w:val="0"/>
+          <w:sz w:val="36"/>
+          <w:szCs w:val="36"/>
+          <w14:ligatures w14:val="none"/>
+        </w:rPr>
+        <w:t xml:space="preserve"> </w:t>
+      </w:r>
+      <w:r>
+        <w:rPr>
+          <w:rFonts w:ascii="Times New Roman" w:eastAsia="Times New Roman" w:hAnsi="Times New Roman" w:cs="Times New Roman"/>
+          <w:b/>
+          <w:bCs/>
+          <w:color w:val="000000"/>
+          <w:kern w:val="0"/>
+          <w:sz w:val="36"/>
+          <w:szCs w:val="36"/>
+          <w14:ligatures w14:val="none"/>
+        </w:rPr>
+        <w:t xml:space="preserve">(Link to </w:t>
+      </w:r>
+      <w:hyperlink r:id="rId5" w:history="1">
+        <w:r>
+          <w:rPr>
+            <w:rStyle w:val="Hyperlink"/>
+            <w:rFonts w:ascii="Times New Roman" w:eastAsia="Times New Roman" w:hAnsi="Times New Roman" w:cs="Times New Roman"/>
+            <w:b/>
+            <w:bCs/>
+            <w:kern w:val="0"/>
+            <w:sz w:val="36"/>
+            <w:szCs w:val="36"/>
+            <w14:ligatures w14:val="none"/>
+          </w:rPr>
+          <w:t>video</w:t>
+        </w:r>
+      </w:hyperlink>
+      <w:r>
+        <w:rPr>
+          <w:rFonts w:ascii="Times New Roman" w:eastAsia="Times New Roman" w:hAnsi="Times New Roman" w:cs="Times New Roman"/>
+          <w:b/>
+          <w:bCs/>
+          <w:color w:val="000000"/>
+          <w:kern w:val="0"/>
+          <w:sz w:val="36"/>
+          <w:szCs w:val="36"/>
+          <w14:ligatures w14:val="none"/>
+        </w:rPr>
+        <w:t>)</w:t>
+      </w:r>
     </w:p>
     <w:p>
       <w:pPr>
@@ -452,7 +506,7 @@
         </w:rPr>
         <w:br/>
       </w:r>
-      <w:hyperlink r:id="rId5" w:tgtFrame="_new" w:history="1">
+      <w:hyperlink r:id="rId6" w:tgtFrame="_new" w:history="1">
         <w:r>
           <w:rPr>
             <w:rStyle w:val="Hyperlink"/>
@@ -980,7 +1034,7 @@
         </w:rPr>
         <w:br/>
       </w:r>
-      <w:hyperlink r:id="rId6" w:tgtFrame="_new" w:history="1">
+      <w:hyperlink r:id="rId7" w:tgtFrame="_new" w:history="1">
         <w:r>
           <w:rPr>
             <w:rStyle w:val="Hyperlink"/>
@@ -1642,6 +1696,47 @@
         </w:rPr>
         <w:t>For macOS Users</w:t>
       </w:r>
+      <w:r>
+        <w:rPr>
+          <w:rFonts w:ascii="Times New Roman" w:eastAsia="Times New Roman" w:hAnsi="Times New Roman" w:cs="Times New Roman"/>
+          <w:b/>
+          <w:bCs/>
+          <w:color w:val="000000"/>
+          <w:kern w:val="0"/>
+          <w:sz w:val="36"/>
+          <w:szCs w:val="36"/>
+          <w14:ligatures w14:val="none"/>
+        </w:rPr>
+        <w:t xml:space="preserve">  (Link to </w:t>
+      </w:r>
+      <w:hyperlink r:id="rId8" w:history="1">
+        <w:r>
+          <w:rPr>
+            <w:rStyle w:val="Hyperlink"/>
+            <w:rFonts w:ascii="Times New Roman" w:eastAsia="Times New Roman" w:hAnsi="Times New Roman" w:cs="Times New Roman"/>
+            <w:b/>
+            <w:bCs/>
+            <w:kern w:val="0"/>
+            <w:sz w:val="36"/>
+            <w:szCs w:val="36"/>
+            <w14:ligatures w14:val="none"/>
+          </w:rPr>
+          <w:t>video</w:t>
+        </w:r>
+      </w:hyperlink>
+      <w:r>
+        <w:rPr>
+          <w:rFonts w:ascii="Times New Roman" w:eastAsia="Times New Roman" w:hAnsi="Times New Roman" w:cs="Times New Roman"/>
+          <w:b/>
+          <w:bCs/>
+          <w:color w:val="000000"/>
+          <w:kern w:val="0"/>
+          <w:sz w:val="36"/>
+          <w:szCs w:val="36"/>
+          <w14:ligatures w14:val="none"/>
+        </w:rPr>
+        <w:t>)</w:t>
+      </w:r>
     </w:p>
     <w:p>
       <w:pPr>
@@ -1675,7 +1770,7 @@
         </w:rPr>
         <w:br/>
       </w:r>
-      <w:hyperlink r:id="rId7" w:tgtFrame="_new" w:history="1">
+      <w:hyperlink r:id="rId9" w:tgtFrame="_new" w:history="1">
         <w:r>
           <w:rPr>
             <w:rFonts w:ascii="Times New Roman" w:eastAsia="Times New Roman" w:hAnsi="Times New Roman" w:cs="Times New Roman"/>
@@ -2171,7 +2266,7 @@
           <w14:ligatures w14:val="none"/>
         </w:rPr>
       </w:pPr>
-      <w:hyperlink r:id="rId8" w:history="1">
+      <w:hyperlink r:id="rId10" w:history="1">
         <w:r>
           <w:rPr>
             <w:rStyle w:val="Hyperlink"/>
